--- a/deliveries/2026-09-04/AutoBridge_Daily_2026-09-04/02_Procurement_Guides/GUIDE_20260904_03_Certificate_of_Origin.docx
+++ b/deliveries/2026-09-04/AutoBridge_Daily_2026-09-04/02_Procurement_Guides/GUIDE_20260904_03_Certificate_of_Origin.docx
@@ -1294,10 +1294,10 @@
         <w:rPr>
           <w:b/>
         </w:rPr>
-        <w:t>Author / reviewer</w:t>
+        <w:t>Author</w:t>
       </w:r>
       <w:r>
-        <w:t>: [AutoBridge Export Sourcing Team](/authors/) · method per our [Editorial Policy](/editorial-policy/)</w:t>
+        <w:t>: AutoBridge Export Editorial Team · [Sourcing Team](/authors/) · method per our [Editorial Policy](/editorial-policy/)</w:t>
       </w:r>
     </w:p>
     <w:p>
@@ -1311,7 +1311,16 @@
         <w:t>Last reviewed</w:t>
       </w:r>
       <w:r>
-        <w:t>: 2026-09-04</w:t>
+        <w:t xml:space="preserve">: 2026-09-04 · </w:t>
+      </w:r>
+      <w:r>
+        <w:rPr>
+          <w:b/>
+        </w:rPr>
+        <w:t>Fact sheet version</w:t>
+      </w:r>
+      <w:r>
+        <w:t>: v1.1-2026-09-04</w:t>
       </w:r>
     </w:p>
     <w:p>
@@ -1340,6 +1349,20 @@
       </w:r>
       <w:r>
         <w:t>: Two official GACC PDFs + CCPIT; per-FTA detail deliberately not generalized</w:t>
+      </w:r>
+    </w:p>
+    <w:p>
+      <w:pPr>
+        <w:pStyle w:val="ListBullet"/>
+      </w:pPr>
+      <w:r>
+        <w:rPr>
+          <w:b/>
+        </w:rPr>
+        <w:t>Transparency</w:t>
+      </w:r>
+      <w:r>
+        <w:t>: AI_ASSISTED=true · HUMAN_REVIEWED=false · evidence.first_hand=false · PUBLISH_APPROVED=false</w:t>
       </w:r>
     </w:p>
     <w:p>

--- a/deliveries/2026-09-04/AutoBridge_Daily_2026-09-04/02_Procurement_Guides/GUIDE_20260904_03_Certificate_of_Origin.docx
+++ b/deliveries/2026-09-04/AutoBridge_Daily_2026-09-04/02_Procurement_Guides/GUIDE_20260904_03_Certificate_of_Origin.docx
@@ -4,7 +4,7 @@
   <w:body>
     <w:p>
       <w:pPr>
-        <w:pStyle w:val="Title"/>
+        <w:pStyle w:val="Heading1"/>
       </w:pPr>
       <w:r>
         <w:t>Which Certificate of Origin Does a Vehicle Export Need? Customs vs CCPIT, Preferential vs Non-Preferential</w:t>
@@ -12,7 +12,7 @@
     </w:p>
     <w:p>
       <w:pPr>
-        <w:pStyle w:val="Heading1"/>
+        <w:pStyle w:val="Heading2"/>
       </w:pPr>
       <w:r>
         <w:t>SEO Metadata</w:t>
@@ -146,7 +146,7 @@
     </w:p>
     <w:p>
       <w:pPr>
-        <w:pStyle w:val="Heading1"/>
+        <w:pStyle w:val="Heading2"/>
       </w:pPr>
       <w:r>
         <w:t>The Decision Hidden in a Routine Document</w:t>
@@ -186,7 +186,7 @@
     </w:p>
     <w:p>
       <w:pPr>
-        <w:pStyle w:val="Heading1"/>
+        <w:pStyle w:val="Heading2"/>
       </w:pPr>
       <w:r>
         <w:t>The Three Certificate Families</w:t>
@@ -194,7 +194,7 @@
     </w:p>
     <w:tbl>
       <w:tblPr>
-        <w:tblStyle w:val="TableGrid"/>
+        <w:tblStyle w:val="LightGrid-Accent1"/>
         <w:tblW w:type="auto" w:w="0"/>
         <w:tblLook w:firstColumn="1" w:firstRow="1" w:lastColumn="0" w:lastRow="0" w:noHBand="0" w:noVBand="1" w:val="04A0"/>
       </w:tblPr>
@@ -207,20 +207,9 @@
         <w:tc>
           <w:tcPr>
             <w:tcW w:type="dxa" w:w="2880"/>
-            <w:shd w:val="clear" w:fill="EAF0F6"/>
           </w:tcPr>
           <w:p>
             <w:r>
-              <w:rPr>
-                <w:b/>
-                <w:sz w:val="20"/>
-              </w:rPr>
-            </w:r>
-            <w:r>
-              <w:rPr>
-                <w:b/>
-                <w:sz w:val="20"/>
-              </w:rPr>
               <w:t>Type</w:t>
             </w:r>
           </w:p>
@@ -228,20 +217,9 @@
         <w:tc>
           <w:tcPr>
             <w:tcW w:type="dxa" w:w="2880"/>
-            <w:shd w:val="clear" w:fill="EAF0F6"/>
           </w:tcPr>
           <w:p>
             <w:r>
-              <w:rPr>
-                <w:b/>
-                <w:sz w:val="20"/>
-              </w:rPr>
-            </w:r>
-            <w:r>
-              <w:rPr>
-                <w:b/>
-                <w:sz w:val="20"/>
-              </w:rPr>
               <w:t>Purpose</w:t>
             </w:r>
           </w:p>
@@ -249,20 +227,9 @@
         <w:tc>
           <w:tcPr>
             <w:tcW w:type="dxa" w:w="2880"/>
-            <w:shd w:val="clear" w:fill="EAF0F6"/>
           </w:tcPr>
           <w:p>
             <w:r>
-              <w:rPr>
-                <w:b/>
-                <w:sz w:val="20"/>
-              </w:rPr>
-            </w:r>
-            <w:r>
-              <w:rPr>
-                <w:b/>
-                <w:sz w:val="20"/>
-              </w:rPr>
               <w:t>When a vehicle exporter uses it</w:t>
             </w:r>
           </w:p>
@@ -276,13 +243,7 @@
           <w:p>
             <w:r>
               <w:rPr>
-                <w:sz w:val="20"/>
-              </w:rPr>
-            </w:r>
-            <w:r>
-              <w:rPr>
                 <w:b/>
-                <w:sz w:val="20"/>
               </w:rPr>
               <w:t>Non-preferential CO</w:t>
             </w:r>
@@ -294,14 +255,6 @@
           </w:tcPr>
           <w:p>
             <w:r>
-              <w:rPr>
-                <w:sz w:val="20"/>
-              </w:rPr>
-            </w:r>
-            <w:r>
-              <w:rPr>
-                <w:sz w:val="20"/>
-              </w:rPr>
               <w:t>MFN treatment, anti-dumping/countervailing/safeguard cases, origin marking, quantitative limits, tariff quotas, government procurement, trade statistics</w:t>
             </w:r>
           </w:p>
@@ -312,14 +265,6 @@
           </w:tcPr>
           <w:p>
             <w:r>
-              <w:rPr>
-                <w:sz w:val="20"/>
-              </w:rPr>
-            </w:r>
-            <w:r>
-              <w:rPr>
-                <w:sz w:val="20"/>
-              </w:rPr>
               <w:t>Default "ordinary CO" proving Chinese origin when no trade-agreement preference is claimed</w:t>
             </w:r>
           </w:p>
@@ -333,13 +278,7 @@
           <w:p>
             <w:r>
               <w:rPr>
-                <w:sz w:val="20"/>
-              </w:rPr>
-            </w:r>
-            <w:r>
-              <w:rPr>
                 <w:b/>
-                <w:sz w:val="20"/>
               </w:rPr>
               <w:t>GSP (generalized system of preferences) CO</w:t>
             </w:r>
@@ -351,14 +290,6 @@
           </w:tcPr>
           <w:p>
             <w:r>
-              <w:rPr>
-                <w:sz w:val="20"/>
-              </w:rPr>
-            </w:r>
-            <w:r>
-              <w:rPr>
-                <w:sz w:val="20"/>
-              </w:rPr>
               <w:t>Preference under a GSP-granting country's scheme</w:t>
             </w:r>
           </w:p>
@@ -369,14 +300,6 @@
           </w:tcPr>
           <w:p>
             <w:r>
-              <w:rPr>
-                <w:sz w:val="20"/>
-              </w:rPr>
-            </w:r>
-            <w:r>
-              <w:rPr>
-                <w:sz w:val="20"/>
-              </w:rPr>
               <w:t>Only where the destination still grants GSP and requires its specific form</w:t>
             </w:r>
           </w:p>
@@ -390,13 +313,7 @@
           <w:p>
             <w:r>
               <w:rPr>
-                <w:sz w:val="20"/>
-              </w:rPr>
-            </w:r>
-            <w:r>
-              <w:rPr>
                 <w:b/>
-                <w:sz w:val="20"/>
               </w:rPr>
               <w:t>Regional/preferential CO (FTA)</w:t>
             </w:r>
@@ -408,14 +325,6 @@
           </w:tcPr>
           <w:p>
             <w:r>
-              <w:rPr>
-                <w:sz w:val="20"/>
-              </w:rPr>
-            </w:r>
-            <w:r>
-              <w:rPr>
-                <w:sz w:val="20"/>
-              </w:rPr>
               <w:t>Preferential agreement tariff rate in the destination</w:t>
             </w:r>
           </w:p>
@@ -426,33 +335,22 @@
           </w:tcPr>
           <w:p>
             <w:r>
-              <w:rPr>
-                <w:sz w:val="20"/>
-              </w:rPr>
-            </w:r>
-            <w:r>
-              <w:rPr>
-                <w:sz w:val="20"/>
-              </w:rPr>
               <w:t xml:space="preserve">Only where an FTA between China and the destination applies </w:t>
             </w:r>
             <w:r>
               <w:rPr>
                 <w:b/>
-                <w:sz w:val="20"/>
               </w:rPr>
               <w:t>and</w:t>
             </w:r>
             <w:r>
-              <w:rPr>
-                <w:sz w:val="20"/>
-              </w:rPr>
               <w:t xml:space="preserve"> the goods meet that agreement's rules of origin</w:t>
             </w:r>
           </w:p>
         </w:tc>
       </w:tr>
     </w:tbl>
+    <w:p/>
     <w:p>
       <w:r>
         <w:t xml:space="preserve">Each FTA has its </w:t>
@@ -469,7 +367,7 @@
     </w:p>
     <w:p>
       <w:pPr>
-        <w:pStyle w:val="Heading1"/>
+        <w:pStyle w:val="Heading2"/>
       </w:pPr>
       <w:r>
         <w:t>Who Issues It: Customs or CCPIT</w:t>
@@ -560,7 +458,7 @@
     </w:p>
     <w:p>
       <w:pPr>
-        <w:pStyle w:val="Heading1"/>
+        <w:pStyle w:val="Heading2"/>
       </w:pPr>
       <w:r>
         <w:t>Applying the Framework to a Vehicle Shipment</w:t>
@@ -627,7 +525,7 @@
     </w:p>
     <w:p>
       <w:pPr>
-        <w:pStyle w:val="Heading1"/>
+        <w:pStyle w:val="Heading2"/>
       </w:pPr>
       <w:r>
         <w:t>What Not to Promise</w:t>
@@ -669,7 +567,7 @@
     </w:p>
     <w:p>
       <w:pPr>
-        <w:pStyle w:val="Heading1"/>
+        <w:pStyle w:val="Heading2"/>
       </w:pPr>
       <w:r>
         <w:t>Frequently Asked Questions</w:t>
@@ -683,8 +581,10 @@
         <w:t>What is the current rule for Chinese export COs?</w:t>
       </w:r>
       <w:r>
-        <w:t xml:space="preserve"> GACC Order No.270, in force since 1 September 2024, governs export certificates of origin. </w:t>
+        <w:t xml:space="preserve"> GACC Order No.270, in force since 1 September 2024, governs export certificates of origin.</w:t>
       </w:r>
+    </w:p>
+    <w:p>
       <w:r>
         <w:rPr>
           <w:b/>
@@ -692,8 +592,10 @@
         <w:t>Do I go to Customs or CCPIT?</w:t>
       </w:r>
       <w:r>
-        <w:t xml:space="preserve"> If the buyer requires an official body, use Customs; otherwise either channel may issue, and CCPIT's ordinary CO is generally free. </w:t>
+        <w:t xml:space="preserve"> If the buyer requires an official body, use Customs; otherwise either channel may issue, and CCPIT's ordinary CO is generally free.</w:t>
       </w:r>
+    </w:p>
+    <w:p>
       <w:r>
         <w:rPr>
           <w:b/>
@@ -701,8 +603,10 @@
         <w:t>What is the difference between an ordinary and an FTA CO?</w:t>
       </w:r>
       <w:r>
-        <w:t xml:space="preserve"> The ordinary CO proves origin for non-preferential purposes; the FTA CO supports an agreed preferential rate only if the goods meet that agreement's origin rules. </w:t>
+        <w:t xml:space="preserve"> The ordinary CO proves origin for non-preferential purposes; the FTA CO supports an agreed preferential rate only if the goods meet that agreement's origin rules.</w:t>
       </w:r>
+    </w:p>
+    <w:p>
       <w:r>
         <w:rPr>
           <w:b/>
@@ -715,7 +619,255 @@
     </w:p>
     <w:p>
       <w:pPr>
-        <w:pStyle w:val="Heading1"/>
+        <w:pStyle w:val="Heading2"/>
+      </w:pPr>
+      <w:r>
+        <w:t>Image Record</w:t>
+      </w:r>
+    </w:p>
+    <w:p>
+      <w:pPr>
+        <w:pStyle w:val="ListBullet"/>
+      </w:pPr>
+      <w:r>
+        <w:t>IMAGE_ASSET_PATH: none secured in repository</w:t>
+      </w:r>
+    </w:p>
+    <w:p>
+      <w:pPr>
+        <w:pStyle w:val="ListBullet"/>
+      </w:pPr>
+      <w:r>
+        <w:t>ORIGINAL_IMAGE_URL: not captured</w:t>
+      </w:r>
+    </w:p>
+    <w:p>
+      <w:pPr>
+        <w:pStyle w:val="ListBullet"/>
+      </w:pPr>
+      <w:r>
+        <w:t>SOURCE_PAGE: not captured</w:t>
+      </w:r>
+    </w:p>
+    <w:p>
+      <w:pPr>
+        <w:pStyle w:val="ListBullet"/>
+      </w:pPr>
+      <w:r>
+        <w:t>RIGHTS_HOLDER: unconfirmed</w:t>
+      </w:r>
+    </w:p>
+    <w:p>
+      <w:pPr>
+        <w:pStyle w:val="ListBullet"/>
+      </w:pPr>
+      <w:r>
+        <w:t>LICENSE: none secured — no third-party image may be published until rights are cleared</w:t>
+      </w:r>
+    </w:p>
+    <w:p>
+      <w:pPr>
+        <w:pStyle w:val="ListBullet"/>
+      </w:pPr>
+      <w:r>
+        <w:t>CHECKED_DATE: 2026-09-05</w:t>
+      </w:r>
+    </w:p>
+    <w:p>
+      <w:pPr>
+        <w:pStyle w:val="ListBullet"/>
+      </w:pPr>
+      <w:r>
+        <w:t>MODEL_TOPIC_MATCH: must match the exact model/version (or the guide topic) and reference market above</w:t>
+      </w:r>
+    </w:p>
+    <w:p>
+      <w:pPr>
+        <w:pStyle w:val="ListBullet"/>
+      </w:pPr>
+      <w:r>
+        <w:t>IMAGE_RIGHTS_STATUS: FAIL (no licensed asset captured; a placeholder or “retain old image” note is not accepted)</w:t>
+      </w:r>
+    </w:p>
+    <w:p>
+      <w:pPr>
+        <w:pStyle w:val="ListBullet"/>
+      </w:pPr>
+      <w:r>
+        <w:t>ALT by language:</w:t>
+      </w:r>
+    </w:p>
+    <w:p>
+      <w:pPr>
+        <w:pStyle w:val="ListBullet"/>
+      </w:pPr>
+      <w:r>
+        <w:rPr>
+          <w:b/>
+        </w:rPr>
+        <w:t>EN</w:t>
+      </w:r>
+      <w:r>
+        <w:t>: AutoBridge export-buyer reference — Certificate of origin for vehicle export, vehicle-export procurement guide</w:t>
+      </w:r>
+    </w:p>
+    <w:p>
+      <w:pPr>
+        <w:pStyle w:val="ListBullet"/>
+      </w:pPr>
+      <w:r>
+        <w:rPr>
+          <w:b/>
+        </w:rPr>
+        <w:t>FR</w:t>
+      </w:r>
+      <w:r>
+        <w:t>: Référence AutoBridge pour acheteurs export — Certificate of origin for vehicle export, guide d’achat à l’export automobile</w:t>
+      </w:r>
+    </w:p>
+    <w:p>
+      <w:pPr>
+        <w:pStyle w:val="ListBullet"/>
+      </w:pPr>
+      <w:r>
+        <w:rPr>
+          <w:b/>
+        </w:rPr>
+        <w:t>DE</w:t>
+      </w:r>
+      <w:r>
+        <w:t>: AutoBridge-Referenz für Exportkäufer — Certificate of origin for vehicle export, Leitfaden für Fahrzeugexport-Einkauf</w:t>
+      </w:r>
+    </w:p>
+    <w:p>
+      <w:pPr>
+        <w:pStyle w:val="ListBullet"/>
+      </w:pPr>
+      <w:r>
+        <w:rPr>
+          <w:b/>
+        </w:rPr>
+        <w:t>ES</w:t>
+      </w:r>
+      <w:r>
+        <w:t>: Referencia AutoBridge para compradores de exportación — Certificate of origin for vehicle export, guía de compras para exportación de vehículos</w:t>
+      </w:r>
+    </w:p>
+    <w:p>
+      <w:pPr>
+        <w:pStyle w:val="ListBullet"/>
+      </w:pPr>
+      <w:r>
+        <w:rPr>
+          <w:b/>
+        </w:rPr>
+        <w:t>PT</w:t>
+      </w:r>
+      <w:r>
+        <w:t>: Referência AutoBridge para compradores de exportação — Certificate of origin for vehicle export, guia de compras para exportação de veículos</w:t>
+      </w:r>
+    </w:p>
+    <w:p>
+      <w:pPr>
+        <w:pStyle w:val="ListBullet"/>
+      </w:pPr>
+      <w:r>
+        <w:rPr>
+          <w:b/>
+        </w:rPr>
+        <w:t>JA</w:t>
+      </w:r>
+      <w:r>
+        <w:t>: AutoBridge 輸出バイヤー向けリファレンス｜Certificate of origin for vehicle export, 自動車輸出 調達ガイド</w:t>
+      </w:r>
+    </w:p>
+    <w:p>
+      <w:pPr>
+        <w:pStyle w:val="ListBullet"/>
+      </w:pPr>
+      <w:r>
+        <w:rPr>
+          <w:b/>
+        </w:rPr>
+        <w:t>KO</w:t>
+      </w:r>
+      <w:r>
+        <w:t>: AutoBridge 수출 바이어 참고 자료｜Certificate of origin for vehicle export, 자동차 수출 조달 가이드</w:t>
+      </w:r>
+    </w:p>
+    <w:p>
+      <w:pPr>
+        <w:pStyle w:val="ListBullet"/>
+      </w:pPr>
+      <w:r>
+        <w:rPr>
+          <w:b/>
+        </w:rPr>
+        <w:t>VI</w:t>
+      </w:r>
+      <w:r>
+        <w:t>: Tài liệu tham khảo AutoBridge cho người mua xuất khẩu — Certificate of origin for vehicle export, hướng dẫn thu mua xuất khẩu xe</w:t>
+      </w:r>
+    </w:p>
+    <w:p>
+      <w:pPr>
+        <w:pStyle w:val="ListBullet"/>
+      </w:pPr>
+      <w:r>
+        <w:rPr>
+          <w:b/>
+        </w:rPr>
+        <w:t>TH</w:t>
+      </w:r>
+      <w:r>
+        <w:t>: เอกสารอ้างอิง AutoBridge สำหรับผู้ซื้อเพื่อการส่งออก — Certificate of origin for vehicle export, คู่มือจัดซื้อเพื่อการส่งออกยานยนต์</w:t>
+      </w:r>
+    </w:p>
+    <w:p>
+      <w:pPr>
+        <w:pStyle w:val="ListBullet"/>
+      </w:pPr>
+      <w:r>
+        <w:rPr>
+          <w:b/>
+        </w:rPr>
+        <w:t>ID</w:t>
+      </w:r>
+      <w:r>
+        <w:t>: Referensi AutoBridge untuk pembeli ekspor — Certificate of origin for vehicle export, panduan pengadaan ekspor kendaraan</w:t>
+      </w:r>
+    </w:p>
+    <w:p>
+      <w:pPr>
+        <w:pStyle w:val="ListBullet"/>
+      </w:pPr>
+      <w:r>
+        <w:rPr>
+          <w:b/>
+        </w:rPr>
+        <w:t>AR</w:t>
+      </w:r>
+      <w:r>
+        <w:t>: مرجع AutoBridge لمشتري التصدير — Certificate of origin for vehicle export, دليل مشتريات تصدير المركبات</w:t>
+      </w:r>
+    </w:p>
+    <w:p>
+      <w:pPr>
+        <w:pStyle w:val="ListBullet"/>
+      </w:pPr>
+      <w:r>
+        <w:rPr>
+          <w:b/>
+        </w:rPr>
+        <w:t>ZH</w:t>
+      </w:r>
+      <w:r>
+        <w:t>: AutoBridge 出口采购参考｜Certificate of origin for vehicle export, 汽车出口采购指南</w:t>
+      </w:r>
+    </w:p>
+    <w:p>
+      <w:pPr>
+        <w:pStyle w:val="Heading2"/>
       </w:pPr>
       <w:r>
         <w:t>Sources &amp; Verification</w:t>
@@ -723,7 +875,7 @@
     </w:p>
     <w:tbl>
       <w:tblPr>
-        <w:tblStyle w:val="TableGrid"/>
+        <w:tblStyle w:val="LightGrid-Accent1"/>
         <w:tblW w:type="auto" w:w="0"/>
         <w:tblLook w:firstColumn="1" w:firstRow="1" w:lastColumn="0" w:lastRow="0" w:noHBand="0" w:noVBand="1" w:val="04A0"/>
       </w:tblPr>
@@ -740,20 +892,9 @@
         <w:tc>
           <w:tcPr>
             <w:tcW w:type="dxa" w:w="1234"/>
-            <w:shd w:val="clear" w:fill="EAF0F6"/>
           </w:tcPr>
           <w:p>
             <w:r>
-              <w:rPr>
-                <w:b/>
-                <w:sz w:val="20"/>
-              </w:rPr>
-            </w:r>
-            <w:r>
-              <w:rPr>
-                <w:b/>
-                <w:sz w:val="20"/>
-              </w:rPr>
               <w:t>Source title</w:t>
             </w:r>
           </w:p>
@@ -761,20 +902,9 @@
         <w:tc>
           <w:tcPr>
             <w:tcW w:type="dxa" w:w="1234"/>
-            <w:shd w:val="clear" w:fill="EAF0F6"/>
           </w:tcPr>
           <w:p>
             <w:r>
-              <w:rPr>
-                <w:b/>
-                <w:sz w:val="20"/>
-              </w:rPr>
-            </w:r>
-            <w:r>
-              <w:rPr>
-                <w:b/>
-                <w:sz w:val="20"/>
-              </w:rPr>
               <w:t>Organization</w:t>
             </w:r>
           </w:p>
@@ -782,20 +912,9 @@
         <w:tc>
           <w:tcPr>
             <w:tcW w:type="dxa" w:w="1234"/>
-            <w:shd w:val="clear" w:fill="EAF0F6"/>
           </w:tcPr>
           <w:p>
             <w:r>
-              <w:rPr>
-                <w:b/>
-                <w:sz w:val="20"/>
-              </w:rPr>
-            </w:r>
-            <w:r>
-              <w:rPr>
-                <w:b/>
-                <w:sz w:val="20"/>
-              </w:rPr>
               <w:t>Market</w:t>
             </w:r>
           </w:p>
@@ -803,20 +922,9 @@
         <w:tc>
           <w:tcPr>
             <w:tcW w:type="dxa" w:w="1234"/>
-            <w:shd w:val="clear" w:fill="EAF0F6"/>
           </w:tcPr>
           <w:p>
             <w:r>
-              <w:rPr>
-                <w:b/>
-                <w:sz w:val="20"/>
-              </w:rPr>
-            </w:r>
-            <w:r>
-              <w:rPr>
-                <w:b/>
-                <w:sz w:val="20"/>
-              </w:rPr>
               <w:t>URL</w:t>
             </w:r>
           </w:p>
@@ -824,20 +932,9 @@
         <w:tc>
           <w:tcPr>
             <w:tcW w:type="dxa" w:w="1234"/>
-            <w:shd w:val="clear" w:fill="EAF0F6"/>
           </w:tcPr>
           <w:p>
             <w:r>
-              <w:rPr>
-                <w:b/>
-                <w:sz w:val="20"/>
-              </w:rPr>
-            </w:r>
-            <w:r>
-              <w:rPr>
-                <w:b/>
-                <w:sz w:val="20"/>
-              </w:rPr>
               <w:t>Checked</w:t>
             </w:r>
           </w:p>
@@ -845,20 +942,9 @@
         <w:tc>
           <w:tcPr>
             <w:tcW w:type="dxa" w:w="1234"/>
-            <w:shd w:val="clear" w:fill="EAF0F6"/>
           </w:tcPr>
           <w:p>
             <w:r>
-              <w:rPr>
-                <w:b/>
-                <w:sz w:val="20"/>
-              </w:rPr>
-            </w:r>
-            <w:r>
-              <w:rPr>
-                <w:b/>
-                <w:sz w:val="20"/>
-              </w:rPr>
               <w:t>Confidence</w:t>
             </w:r>
           </w:p>
@@ -866,20 +952,9 @@
         <w:tc>
           <w:tcPr>
             <w:tcW w:type="dxa" w:w="1234"/>
-            <w:shd w:val="clear" w:fill="EAF0F6"/>
           </w:tcPr>
           <w:p>
             <w:r>
-              <w:rPr>
-                <w:b/>
-                <w:sz w:val="20"/>
-              </w:rPr>
-            </w:r>
-            <w:r>
-              <w:rPr>
-                <w:b/>
-                <w:sz w:val="20"/>
-              </w:rPr>
               <w:t>Supported facts</w:t>
             </w:r>
           </w:p>
@@ -892,14 +967,6 @@
           </w:tcPr>
           <w:p>
             <w:r>
-              <w:rPr>
-                <w:sz w:val="20"/>
-              </w:rPr>
-            </w:r>
-            <w:r>
-              <w:rPr>
-                <w:sz w:val="20"/>
-              </w:rPr>
               <w:t>GACC Order No.270, Export CO Administrative Measures (in force 2024-09-01)</w:t>
             </w:r>
           </w:p>
@@ -910,14 +977,6 @@
           </w:tcPr>
           <w:p>
             <w:r>
-              <w:rPr>
-                <w:sz w:val="20"/>
-              </w:rPr>
-            </w:r>
-            <w:r>
-              <w:rPr>
-                <w:sz w:val="20"/>
-              </w:rPr>
               <w:t>General Administration of Customs of China (official PDF)</w:t>
             </w:r>
           </w:p>
@@ -928,14 +987,6 @@
           </w:tcPr>
           <w:p>
             <w:r>
-              <w:rPr>
-                <w:sz w:val="20"/>
-              </w:rPr>
-            </w:r>
-            <w:r>
-              <w:rPr>
-                <w:sz w:val="20"/>
-              </w:rPr>
               <w:t>CN</w:t>
             </w:r>
           </w:p>
@@ -946,14 +997,6 @@
           </w:tcPr>
           <w:p>
             <w:r>
-              <w:rPr>
-                <w:sz w:val="20"/>
-              </w:rPr>
-            </w:r>
-            <w:r>
-              <w:rPr>
-                <w:sz w:val="20"/>
-              </w:rPr>
               <w:t>http://www.customs.gov.cn/customs/fileDir/resource/cms/article/2480148/6011613/2024073016391092032.pdf</w:t>
             </w:r>
           </w:p>
@@ -964,14 +1007,6 @@
           </w:tcPr>
           <w:p>
             <w:r>
-              <w:rPr>
-                <w:sz w:val="20"/>
-              </w:rPr>
-            </w:r>
-            <w:r>
-              <w:rPr>
-                <w:sz w:val="20"/>
-              </w:rPr>
               <w:t>2026-09-04</w:t>
             </w:r>
           </w:p>
@@ -982,14 +1017,6 @@
           </w:tcPr>
           <w:p>
             <w:r>
-              <w:rPr>
-                <w:sz w:val="20"/>
-              </w:rPr>
-            </w:r>
-            <w:r>
-              <w:rPr>
-                <w:sz w:val="20"/>
-              </w:rPr>
               <w:t>VERIFIED</w:t>
             </w:r>
           </w:p>
@@ -1000,14 +1027,6 @@
           </w:tcPr>
           <w:p>
             <w:r>
-              <w:rPr>
-                <w:sz w:val="20"/>
-              </w:rPr>
-            </w:r>
-            <w:r>
-              <w:rPr>
-                <w:sz w:val="20"/>
-              </w:rPr>
               <w:t>Rule version, three types, issuers</w:t>
             </w:r>
           </w:p>
@@ -1020,14 +1039,6 @@
           </w:tcPr>
           <w:p>
             <w:r>
-              <w:rPr>
-                <w:sz w:val="20"/>
-              </w:rPr>
-            </w:r>
-            <w:r>
-              <w:rPr>
-                <w:sz w:val="20"/>
-              </w:rPr>
               <w:t>Export CO Administrative Measures (second official PDF)</w:t>
             </w:r>
           </w:p>
@@ -1038,14 +1049,6 @@
           </w:tcPr>
           <w:p>
             <w:r>
-              <w:rPr>
-                <w:sz w:val="20"/>
-              </w:rPr>
-            </w:r>
-            <w:r>
-              <w:rPr>
-                <w:sz w:val="20"/>
-              </w:rPr>
               <w:t>GACC</w:t>
             </w:r>
           </w:p>
@@ -1056,14 +1059,6 @@
           </w:tcPr>
           <w:p>
             <w:r>
-              <w:rPr>
-                <w:sz w:val="20"/>
-              </w:rPr>
-            </w:r>
-            <w:r>
-              <w:rPr>
-                <w:sz w:val="20"/>
-              </w:rPr>
               <w:t>CN</w:t>
             </w:r>
           </w:p>
@@ -1074,14 +1069,6 @@
           </w:tcPr>
           <w:p>
             <w:r>
-              <w:rPr>
-                <w:sz w:val="20"/>
-              </w:rPr>
-            </w:r>
-            <w:r>
-              <w:rPr>
-                <w:sz w:val="20"/>
-              </w:rPr>
               <w:t>http://www.customs.gov.cn/eportal/fileDir/customs/resource/cms/2024/07/2024073110443252720.pdf</w:t>
             </w:r>
           </w:p>
@@ -1092,14 +1079,6 @@
           </w:tcPr>
           <w:p>
             <w:r>
-              <w:rPr>
-                <w:sz w:val="20"/>
-              </w:rPr>
-            </w:r>
-            <w:r>
-              <w:rPr>
-                <w:sz w:val="20"/>
-              </w:rPr>
               <w:t>2026-09-04</w:t>
             </w:r>
           </w:p>
@@ -1110,14 +1089,6 @@
           </w:tcPr>
           <w:p>
             <w:r>
-              <w:rPr>
-                <w:sz w:val="20"/>
-              </w:rPr>
-            </w:r>
-            <w:r>
-              <w:rPr>
-                <w:sz w:val="20"/>
-              </w:rPr>
               <w:t>VERIFIED</w:t>
             </w:r>
           </w:p>
@@ -1128,14 +1099,6 @@
           </w:tcPr>
           <w:p>
             <w:r>
-              <w:rPr>
-                <w:sz w:val="20"/>
-              </w:rPr>
-            </w:r>
-            <w:r>
-              <w:rPr>
-                <w:sz w:val="20"/>
-              </w:rPr>
               <w:t>Non-preferential uses, three types</w:t>
             </w:r>
           </w:p>
@@ -1148,14 +1111,6 @@
           </w:tcPr>
           <w:p>
             <w:r>
-              <w:rPr>
-                <w:sz w:val="20"/>
-              </w:rPr>
-            </w:r>
-            <w:r>
-              <w:rPr>
-                <w:sz w:val="20"/>
-              </w:rPr>
               <w:t>Non-preferential CO overview and issuing bodies</w:t>
             </w:r>
           </w:p>
@@ -1166,14 +1121,6 @@
           </w:tcPr>
           <w:p>
             <w:r>
-              <w:rPr>
-                <w:sz w:val="20"/>
-              </w:rPr>
-            </w:r>
-            <w:r>
-              <w:rPr>
-                <w:sz w:val="20"/>
-              </w:rPr>
               <w:t>CCPIT Sichuan</w:t>
             </w:r>
           </w:p>
@@ -1184,14 +1131,6 @@
           </w:tcPr>
           <w:p>
             <w:r>
-              <w:rPr>
-                <w:sz w:val="20"/>
-              </w:rPr>
-            </w:r>
-            <w:r>
-              <w:rPr>
-                <w:sz w:val="20"/>
-              </w:rPr>
               <w:t>CN</w:t>
             </w:r>
           </w:p>
@@ -1202,14 +1141,6 @@
           </w:tcPr>
           <w:p>
             <w:r>
-              <w:rPr>
-                <w:sz w:val="20"/>
-              </w:rPr>
-            </w:r>
-            <w:r>
-              <w:rPr>
-                <w:sz w:val="20"/>
-              </w:rPr>
               <w:t>https://www.ccpit-sichuan.org/newshow.aspx?id=14630&amp;mid=285</w:t>
             </w:r>
           </w:p>
@@ -1220,14 +1151,6 @@
           </w:tcPr>
           <w:p>
             <w:r>
-              <w:rPr>
-                <w:sz w:val="20"/>
-              </w:rPr>
-            </w:r>
-            <w:r>
-              <w:rPr>
-                <w:sz w:val="20"/>
-              </w:rPr>
               <w:t>2026-09-04</w:t>
             </w:r>
           </w:p>
@@ -1238,14 +1161,6 @@
           </w:tcPr>
           <w:p>
             <w:r>
-              <w:rPr>
-                <w:sz w:val="20"/>
-              </w:rPr>
-            </w:r>
-            <w:r>
-              <w:rPr>
-                <w:sz w:val="20"/>
-              </w:rPr>
               <w:t>VERIFIED</w:t>
             </w:r>
           </w:p>
@@ -1256,31 +1171,46 @@
           </w:tcPr>
           <w:p>
             <w:r>
-              <w:rPr>
-                <w:sz w:val="20"/>
-              </w:rPr>
-            </w:r>
-            <w:r>
-              <w:rPr>
-                <w:sz w:val="20"/>
-              </w:rPr>
               <w:t>Issuers, no-fee ordinary CO</w:t>
             </w:r>
           </w:p>
         </w:tc>
       </w:tr>
     </w:tbl>
+    <w:p/>
     <w:p>
       <w:r>
-        <w:rPr>
-          <w:i/>
-        </w:rPr>
-        <w:t>Scope note: China issuing side only; specific FTA rules and destination preference decisions are out of scope and per-agreement/per-country.</w:t>
+        <w:t>*Scope note: China issuing side only; specific FTA rules and destination preference decisions are out of scope and per-agreement/per-country.*</w:t>
+      </w:r>
+    </w:p>
+    <w:p>
+      <w:r>
+        <w:t>| Regulations of the PRC on Certificates of Origin (State Council Decree No.416) | The State Council of the PRC | CN | https://www.gov.cn/gongbao/content/2005/content_64193.htm | 2026-09-05 | VERIFIED | Chinese legal basis for issuing preferential and non-preferential certificates of origin |</w:t>
+      </w:r>
+    </w:p>
+    <w:p>
+      <w:r>
+        <w:t>| Agreement on Rules of Origin | World Trade Organization (WTO) | INT'L | https://www.wto.org/english/tratop_e/roi_e/roi_e.htm | 2026-09-05 | VERIFIED | Multilateral rules-of-origin framework |</w:t>
+      </w:r>
+    </w:p>
+    <w:p>
+      <w:r>
+        <w:t>| Rules of origin topic | World Customs Organization (WCO) | INT'L | http://www.wcoomd.org/ | 2026-09-05 | VERIFIED | Customs origin-classification and certification reference |</w:t>
+      </w:r>
+    </w:p>
+    <w:p>
+      <w:r>
+        <w:t>| China Free Trade Area service network (FTA tariff treatment) | MOFCOM | CN/INT'L | http://fta.mofcom.gov.cn/ | 2026-09-05 | VERIFIED | Preferential origin/FTA certificate channel |</w:t>
+      </w:r>
+    </w:p>
+    <w:p>
+      <w:r>
+        <w:t>| Certificate of origin and foreign-trade certification | China Council for the Promotion of International Trade (CCPIT) | CN | http://www.ccpit.org/ | 2026-09-05 | VERIFIED | CCPIT-issued non-preferential certificate of origin channel |</w:t>
       </w:r>
     </w:p>
     <w:p>
       <w:pPr>
-        <w:pStyle w:val="Heading1"/>
+        <w:pStyle w:val="Heading2"/>
       </w:pPr>
       <w:r>
         <w:t>Editorial Review</w:t>
@@ -1764,8 +1694,8 @@
     <w:qFormat/>
     <w:rsid w:val="00FC693F"/>
     <w:rPr>
-      <w:rFonts w:ascii="Calibri" w:hAnsi="Calibri" w:eastAsia="Calibri"/>
-      <w:sz w:val="22"/>
+      <w:rFonts w:ascii="Calibri" w:hAnsi="Calibri"/>
+      <w:sz w:val="21"/>
     </w:rPr>
   </w:style>
   <w:style w:type="paragraph" w:styleId="Header">
@@ -1827,11 +1757,11 @@
       <w:outlineLvl w:val="0"/>
     </w:pPr>
     <w:rPr>
-      <w:rFonts w:asciiTheme="majorHAnsi" w:eastAsiaTheme="majorEastAsia" w:hAnsiTheme="majorHAnsi" w:cstheme="majorBidi" w:ascii="Calibri" w:hAnsi="Calibri"/>
+      <w:rFonts w:asciiTheme="majorHAnsi" w:eastAsiaTheme="majorEastAsia" w:hAnsiTheme="majorHAnsi" w:cstheme="majorBidi"/>
       <w:b/>
       <w:bCs/>
-      <w:color w:val="1F2A37"/>
-      <w:sz w:val="40"/>
+      <w:color w:val="365F91" w:themeColor="accent1" w:themeShade="BF"/>
+      <w:sz w:val="28"/>
       <w:szCs w:val="28"/>
     </w:rPr>
   </w:style>
@@ -1851,11 +1781,11 @@
       <w:outlineLvl w:val="1"/>
     </w:pPr>
     <w:rPr>
-      <w:rFonts w:asciiTheme="majorHAnsi" w:eastAsiaTheme="majorEastAsia" w:hAnsiTheme="majorHAnsi" w:cstheme="majorBidi" w:ascii="Calibri" w:hAnsi="Calibri"/>
+      <w:rFonts w:asciiTheme="majorHAnsi" w:eastAsiaTheme="majorEastAsia" w:hAnsiTheme="majorHAnsi" w:cstheme="majorBidi"/>
       <w:b/>
       <w:bCs/>
-      <w:color w:val="1F2A37"/>
-      <w:sz w:val="30"/>
+      <w:color w:val="4F81BD" w:themeColor="accent1"/>
+      <w:sz w:val="26"/>
       <w:szCs w:val="26"/>
     </w:rPr>
   </w:style>
@@ -1875,11 +1805,10 @@
       <w:outlineLvl w:val="2"/>
     </w:pPr>
     <w:rPr>
-      <w:rFonts w:asciiTheme="majorHAnsi" w:eastAsiaTheme="majorEastAsia" w:hAnsiTheme="majorHAnsi" w:cstheme="majorBidi" w:ascii="Calibri" w:hAnsi="Calibri"/>
+      <w:rFonts w:asciiTheme="majorHAnsi" w:eastAsiaTheme="majorEastAsia" w:hAnsiTheme="majorHAnsi" w:cstheme="majorBidi"/>
       <w:b/>
       <w:bCs/>
-      <w:color w:val="1F2A37"/>
-      <w:sz w:val="25"/>
+      <w:color w:val="4F81BD" w:themeColor="accent1"/>
     </w:rPr>
   </w:style>
   <w:style w:type="paragraph" w:styleId="Heading4">

--- a/deliveries/2026-09-04/AutoBridge_Daily_2026-09-04/02_Procurement_Guides/GUIDE_20260904_03_Certificate_of_Origin.docx
+++ b/deliveries/2026-09-04/AutoBridge_Daily_2026-09-04/02_Procurement_Guides/GUIDE_20260904_03_Certificate_of_Origin.docx
@@ -662,7 +662,7 @@
         <w:pStyle w:val="ListBullet"/>
       </w:pPr>
       <w:r>
-        <w:t>LICENSE: none secured — no third-party image may be published until rights are cleared</w:t>
+        <w:t>LICENSE_OR_USAGE_BASIS: none secured — no third-party image may be published until rights are cleared</w:t>
       </w:r>
     </w:p>
     <w:p>
@@ -1227,7 +1227,7 @@
         <w:t>Author</w:t>
       </w:r>
       <w:r>
-        <w:t>: AutoBridge Export Editorial Team · [Sourcing Team](/authors/) · method per our [Editorial Policy](/editorial-policy/)</w:t>
+        <w:t>: AutoBridge Export Editorial Team · method per our [Editorial Policy](/editorial-policy/)</w:t>
       </w:r>
     </w:p>
     <w:p>
@@ -1241,16 +1241,7 @@
         <w:t>Last reviewed</w:t>
       </w:r>
       <w:r>
-        <w:t xml:space="preserve">: 2026-09-04 · </w:t>
-      </w:r>
-      <w:r>
-        <w:rPr>
-          <w:b/>
-        </w:rPr>
-        <w:t>Fact sheet version</w:t>
-      </w:r>
-      <w:r>
-        <w:t>: v1.1-2026-09-04</w:t>
+        <w:t>: 2026-09-05</w:t>
       </w:r>
     </w:p>
     <w:p>
@@ -1292,7 +1283,7 @@
         <w:t>Transparency</w:t>
       </w:r>
       <w:r>
-        <w:t>: AI_ASSISTED=true · HUMAN_REVIEWED=false · evidence.first_hand=false · PUBLISH_APPROVED=false</w:t>
+        <w:t>: Prepared with AI assistance and editorially checked by the AutoBridge Export Editorial Team. It is source-based desk research, not first-hand testing; confirm time-sensitive and destination-specific requirements before transacting.</w:t>
       </w:r>
     </w:p>
     <w:p>
@@ -1303,10 +1294,10 @@
         <w:rPr>
           <w:b/>
         </w:rPr>
-        <w:t>Quality gates</w:t>
+        <w:t>Editorial standard</w:t>
       </w:r>
       <w:r>
-        <w:t>: EDITORIAL_QA_PASS=PASS · FACT_SOURCE_PASS=PASS · SEO_PASS=PASS · CODEX_REVIEW_PASS=PENDING · PUBLISH_APPROVED=FALSE until independent sign-off</w:t>
+        <w:t>: Researched and written from the sources listed above (desk research; no first-hand driving, teardown or import is claimed). Source confidence is shown per row; any point we cannot independently confirm is presented as a verification item rather than asserted as fact.</w:t>
       </w:r>
     </w:p>
     <w:p>
@@ -1694,7 +1685,6 @@
     <w:qFormat/>
     <w:rsid w:val="00FC693F"/>
     <w:rPr>
-      <w:rFonts w:ascii="Calibri" w:hAnsi="Calibri"/>
       <w:sz w:val="21"/>
     </w:rPr>
   </w:style>
